--- a/Documentation/Template_Reference/guide/Storyboard Authoring Guide.docx
+++ b/Documentation/Template_Reference/guide/Storyboard Authoring Guide.docx
@@ -1271,7 +1271,12 @@
         <w:pStyle w:val="Heading1"/>
       </w:pPr>
       <w:r>
-        <w:t>7. What the build cannot do for you</w:t>
+        <w:t>7. Videos</w:t>
+      </w:r>
+    </w:p>
+    <w:p>
+      <w:r>
+        <w:t>A narration table becomes a video component. Name the file on a line of its own above the table, styled Programming-Note:</w:t>
       </w:r>
     </w:p>
     <w:p>
@@ -1279,7 +1284,7 @@
         <w:pStyle w:val="Bulletlistlevel1"/>
       </w:pPr>
       <w:r>
-        <w:t>Hotgraphic pin positions - authored in base_source and read back from there.</w:t>
+        <w:t>Video: kc_chapter1.mp4</w:t>
       </w:r>
     </w:p>
     <w:p>
@@ -1287,7 +1292,41 @@
         <w:pStyle w:val="Bulletlistlevel1"/>
       </w:pPr>
       <w:r>
-        <w:t>Key Concepts videos - the build wires up the filename and prints the script. On a Key Concepts page the script becomes an accordion instead, and the narration is published for whoever records the voiceover.</w:t>
+        <w:t>Video: kc_chapter1.mp4, Poster: kc_chapter1-cover.png</w:t>
+      </w:r>
+    </w:p>
+    <w:p>
+      <w:r>
+        <w:t>On a Key Concepts page this is also how the chunk is asked for as a video: name a file and it becomes one; name none and it stays an accordion. The file need not exist yet - the component is wired to it and the report says the file is still to come.</w:t>
+      </w:r>
+    </w:p>
+    <w:p>
+      <w:r>
+        <w:t>Deliver the video, its captions and its poster in Inputs/&lt;course&gt;/assets/videos/ - captions as vtt/&lt;name&gt;.vtt. The build copies them in, and reports anything named but missing, or delivered but unused. Without a poster it uses &lt;name&gt;-poster.png, then the video's first frame where ffmpeg is available, then the theme default.</w:t>
+      </w:r>
+    </w:p>
+    <w:p>
+      <w:pPr>
+        <w:pStyle w:val="Heading1"/>
+      </w:pPr>
+      <w:r>
+        <w:t>8. What the build cannot do for you</w:t>
+      </w:r>
+    </w:p>
+    <w:p>
+      <w:pPr>
+        <w:pStyle w:val="Bulletlistlevel1"/>
+      </w:pPr>
+      <w:r>
+        <w:t>Hotgraphic pin positions - authored in base/Source and read back from there.</w:t>
+      </w:r>
+    </w:p>
+    <w:p>
+      <w:pPr>
+        <w:pStyle w:val="Bulletlistlevel1"/>
+      </w:pPr>
+      <w:r>
+        <w:t>Recording the Key Concepts voiceover - the build wires up the filename and publishes the script. A Key Concepts chunk is an accordion unless the storyboard names a video for it (see 7).</w:t>
       </w:r>
     </w:p>
     <w:p>
@@ -13493,6 +13532,15 @@
       <w:b w:val="0"/>
       <w:color w:val="C00000"/>
       <w:sz w:val="18"/>
+    </w:rPr>
+  </w:style>
+  <w:style w:type="paragraph" w:customStyle="1" w:styleId="Programming-Note">
+    <w:name w:val="Programming-Note"/>
+    <w:basedOn w:val="Normal"/>
+    <w:rPr>
+      <w:b w:val="0"/>
+      <w:color w:val="7030A0"/>
+      <w:sz w:val="20"/>
     </w:rPr>
   </w:style>
   <w:style w:type="character" w:customStyle="1" w:styleId="GlossaryitemChar">
